--- a/Generative-AI/course-materials/blackboard/docx/Generative_AI_Week06_Module_Guide.docx
+++ b/Generative-AI/course-materials/blackboard/docx/Generative_AI_Week06_Module_Guide.docx
@@ -1781,7 +1781,7 @@
           <w:b w:val="0"/>
           <w:i w:val="0"/>
         </w:rPr>
-        <w:t>Type: Discussion Board. Points: 50. Submit one initial post and two peer responses in the Week 6 Discussion item. Use Blackboard’s displayed due dates.</w:t>
+        <w:t>Type: Discussion Board. Points: 10. Submit one initial post and two peer responses in the Week 6 Discussion item. Use Blackboard’s displayed due dates.</w:t>
       </w:r>
     </w:p>
     <w:p>
@@ -2068,7 +2068,7 @@
                 <w:b w:val="0"/>
                 <w:i w:val="0"/>
               </w:rPr>
-              <w:t>15</w:t>
+              <w:t>3</w:t>
             </w:r>
           </w:p>
         </w:tc>
@@ -2130,7 +2130,7 @@
                 <w:b w:val="0"/>
                 <w:i w:val="0"/>
               </w:rPr>
-              <w:t>15</w:t>
+              <w:t>3</w:t>
             </w:r>
           </w:p>
         </w:tc>
@@ -2192,7 +2192,7 @@
                 <w:b w:val="0"/>
                 <w:i w:val="0"/>
               </w:rPr>
-              <w:t>10</w:t>
+              <w:t>2</w:t>
             </w:r>
           </w:p>
         </w:tc>
@@ -2254,7 +2254,7 @@
                 <w:b w:val="0"/>
                 <w:i w:val="0"/>
               </w:rPr>
-              <w:t>10</w:t>
+              <w:t>2</w:t>
             </w:r>
           </w:p>
         </w:tc>
@@ -2309,7 +2309,7 @@
                 <w:b w:val="0"/>
                 <w:i w:val="0"/>
               </w:rPr>
-              <w:t>50</w:t>
+              <w:t>10</w:t>
             </w:r>
           </w:p>
         </w:tc>
@@ -2353,7 +2353,7 @@
           <w:b w:val="0"/>
           <w:i w:val="0"/>
         </w:rPr>
-        <w:t>Type: Applied analysis. Points: 75. Submit one PDF or DOCX to Week 6 Assignment 2. Aim for 600–800 words of analysis plus the requested matrix, diagram, prompts, or evidence appendix; these artifacts are not included in the word guide.</w:t>
+        <w:t>Type: Applied analysis. Points: 25. Submit one PDF or DOCX to Week 6 Assignment 2. Aim for 600–800 words of analysis plus the requested matrix, diagram, prompts, or evidence appendix; these artifacts are not included in the word guide.</w:t>
       </w:r>
     </w:p>
     <w:p>
@@ -2639,7 +2639,7 @@
                 <w:b w:val="0"/>
                 <w:i w:val="0"/>
               </w:rPr>
-              <w:t>15</w:t>
+              <w:t>5</w:t>
             </w:r>
           </w:p>
         </w:tc>
@@ -2701,7 +2701,7 @@
                 <w:b w:val="0"/>
                 <w:i w:val="0"/>
               </w:rPr>
-              <w:t>25</w:t>
+              <w:t>8</w:t>
             </w:r>
           </w:p>
         </w:tc>
@@ -2763,7 +2763,7 @@
                 <w:b w:val="0"/>
                 <w:i w:val="0"/>
               </w:rPr>
-              <w:t>15</w:t>
+              <w:t>5</w:t>
             </w:r>
           </w:p>
         </w:tc>
@@ -2825,7 +2825,7 @@
                 <w:b w:val="0"/>
                 <w:i w:val="0"/>
               </w:rPr>
-              <w:t>15</w:t>
+              <w:t>5</w:t>
             </w:r>
           </w:p>
         </w:tc>
@@ -2887,7 +2887,7 @@
                 <w:b w:val="0"/>
                 <w:i w:val="0"/>
               </w:rPr>
-              <w:t>5</w:t>
+              <w:t>2</w:t>
             </w:r>
           </w:p>
         </w:tc>
@@ -2942,7 +2942,7 @@
                 <w:b w:val="0"/>
                 <w:i w:val="0"/>
               </w:rPr>
-              <w:t>75</w:t>
+              <w:t>25</w:t>
             </w:r>
           </w:p>
         </w:tc>
@@ -2976,7 +2976,7 @@
           <w:b w:val="0"/>
           <w:i w:val="0"/>
         </w:rPr>
-        <w:t>Type: Project portfolio milestone. Points: 50. Submit a PDF or DOCX to Week 6 Project Milestone. Preserve the author’s required elements below and retain an editable copy for Week 16.</w:t>
+        <w:t>Type: Project portfolio milestone. Points: 15. Submit a PDF or DOCX to Week 6 Project Milestone. Preserve the author’s required elements below and retain an editable copy for Week 16.</w:t>
       </w:r>
     </w:p>
     <w:p>
@@ -3314,7 +3314,7 @@
                 <w:b w:val="0"/>
                 <w:i w:val="0"/>
               </w:rPr>
-              <w:t>15</w:t>
+              <w:t>4</w:t>
             </w:r>
           </w:p>
         </w:tc>
@@ -3376,7 +3376,7 @@
                 <w:b w:val="0"/>
                 <w:i w:val="0"/>
               </w:rPr>
-              <w:t>10</w:t>
+              <w:t>3</w:t>
             </w:r>
           </w:p>
         </w:tc>
@@ -3438,7 +3438,7 @@
                 <w:b w:val="0"/>
                 <w:i w:val="0"/>
               </w:rPr>
-              <w:t>15</w:t>
+              <w:t>5</w:t>
             </w:r>
           </w:p>
         </w:tc>
@@ -3500,7 +3500,7 @@
                 <w:b w:val="0"/>
                 <w:i w:val="0"/>
               </w:rPr>
-              <w:t>10</w:t>
+              <w:t>3</w:t>
             </w:r>
           </w:p>
         </w:tc>
@@ -3555,7 +3555,7 @@
                 <w:b w:val="0"/>
                 <w:i w:val="0"/>
               </w:rPr>
-              <w:t>50</w:t>
+              <w:t>15</w:t>
             </w:r>
           </w:p>
         </w:tc>
@@ -3767,7 +3767,7 @@
                 <w:b w:val="0"/>
                 <w:i w:val="0"/>
               </w:rPr>
-              <w:t>50</w:t>
+              <w:t>10</w:t>
             </w:r>
           </w:p>
         </w:tc>
@@ -3848,7 +3848,7 @@
                 <w:b w:val="0"/>
                 <w:i w:val="0"/>
               </w:rPr>
-              <w:t>75</w:t>
+              <w:t>25</w:t>
             </w:r>
           </w:p>
         </w:tc>
@@ -3929,7 +3929,7 @@
                 <w:b w:val="0"/>
                 <w:i w:val="0"/>
               </w:rPr>
-              <w:t>50</w:t>
+              <w:t>15</w:t>
             </w:r>
           </w:p>
         </w:tc>
@@ -3996,7 +3996,7 @@
                 <w:b w:val="0"/>
                 <w:i w:val="0"/>
               </w:rPr>
-              <w:t>175</w:t>
+              <w:t>50</w:t>
             </w:r>
           </w:p>
         </w:tc>
